--- a/micul-smecher/investors/poc-1.1/dosar/draft/Declaratie_cesiune_drepturi_MODEL.docx
+++ b/micul-smecher/investors/poc-1.1/dosar/draft/Declaratie_cesiune_drepturi_MODEL.docx
@@ -205,37 +205,7 @@
       </w:r>
       <w:r>
         <w:rPr/>
-        <w:t xml:space="preserve">, cu sediul în </w:t>
-      </w:r>
-      <w:r>
-        <w:rPr>
-          <w:highlight w:val="yellow"/>
-        </w:rPr>
-        <w:t xml:space="preserve">[adresa]</w:t>
-      </w:r>
-      <w:r>
-        <w:rPr/>
-        <w:t xml:space="preserve">, București, înregistrată la Registrul Comerțului sub nr. </w:t>
-      </w:r>
-      <w:r>
-        <w:rPr>
-          <w:highlight w:val="yellow"/>
-        </w:rPr>
-        <w:t xml:space="preserve">[J40/…/…]</w:t>
-      </w:r>
-      <w:r>
-        <w:rPr/>
-        <w:t xml:space="preserve">, CUI </w:t>
-      </w:r>
-      <w:r>
-        <w:rPr>
-          <w:highlight w:val="yellow"/>
-        </w:rPr>
-        <w:t xml:space="preserve">[…]</w:t>
-      </w:r>
-      <w:r>
-        <w:rPr/>
-        <w:t xml:space="preserve">, reprezentată legal de </w:t>
+        <w:t xml:space="preserve">, cu sediul în Str. Vlăhița nr. 1, bl. PM18bis, sc. 2, ap. 123, Sector 3, București, înregistrată la Registrul Comerțului sub nr. J2025098748009, CUI 53145290, reprezentată legal de </w:t>
       </w:r>
       <w:r>
         <w:rPr>
@@ -350,7 +320,7 @@
       </w:pPr>
       <w:r>
         <w:rPr/>
-        <w:t xml:space="preserve">codul sursă și obiect al firmware-ului „Suflet”/SoulOS, al serviciului AI `suflet_ai`, al simulatorului, al prototipului web SoulOS și al instrumentelor asociate (programe pentru calculator), inclusiv documentația;</w:t>
+        <w:t xml:space="preserve">codul sursă și obiect al firmware-ului SoulOS (inclusiv biblioteca „Suflet”), al serviciului SOUL Cloud (`ai/`), al SOUL Bridge (`bridge/`), al simulatorului, al SoulOS pe web și al instrumentelor asociate (programe pentru calculator), inclusiv documentația;</w:t>
       </w:r>
     </w:p>
     <w:p>
@@ -359,7 +329,7 @@
       </w:pPr>
       <w:r>
         <w:rPr/>
-        <w:t xml:space="preserve">designul industrial al produsului SOUL (corpul SOUL, variantele v6/v7/S/M, capsula de încărcare „OU”, interfața grafică a „ochilor”), modelele CAD (CadQuery/OpenSCAD, STL/STEP), randările și desenele, inclusiv dreptul de a solicita înregistrarea ca desen/model industrial în orice țară și la EUIPO și dreptul de prioritate aferent;</w:t>
+        <w:t xml:space="preserve">designul industrial al produsului SOUL (corpul SOUL în forma MĂRGĂRITAR, mărimea M, și variantele anterioare HOPA/v6–v8, capsula de încărcare „OU”, interfața grafică a „ochilor” — cele 120 de designuri și expresiile lor), modelele CAD (CadQuery/OpenSCAD, STL/STEP), randările și desenele, inclusiv dreptul de a solicita înregistrarea ca desen/model industrial în orice țară și la EUIPO și dreptul de prioritate aferent;</w:t>
       </w:r>
     </w:p>
     <w:p>
@@ -377,7 +347,7 @@
       </w:pPr>
       <w:r>
         <w:rPr/>
-        <w:t xml:space="preserve">semnul/denumirea „SOUL” și elementele de identitate vizuală (logo, nume de produs), inclusiv dreptul de a depune cereri de înregistrare ca marcă, precum și orice nume de domeniu și cont asociat </w:t>
+        <w:t xml:space="preserve">semnul/denumirea „SOUL” și elementele de identitate vizuală (logo „The Glass O”, brand book, trailer, nume de produs), inclusiv dreptul de a depune cereri de înregistrare ca marcă, precum și orice nume de domeniu și cont asociat </w:t>
       </w:r>
       <w:r>
         <w:rPr>
@@ -427,7 +397,27 @@
       </w:r>
       <w:r>
         <w:rPr/>
-        <w:t xml:space="preserve">, care rămân sub licențele lor (MIT, BSD, SIL OFL etc.); Cesionarul le va folosi cu respectarea acestor licențe.</w:t>
+        <w:t xml:space="preserve">, care rămân sub licențele lor (MIT, BSD, SIL OFL etc.); Cesionarul le va folosi cu respectarea acestor licențe. Cesiunea se face cu respectarea licențelor open-source deja acordate publicului de Cedent (ex. SOUL Bridge, publicat sub licența MIT </w:t>
+      </w:r>
+      <w:r>
+        <w:rPr>
+          <w:highlight w:val="yellow"/>
+        </w:rPr>
+        <w:t xml:space="preserve">[A: confirmă ce e deja public și sub ce licență]</w:t>
+      </w:r>
+      <w:r>
+        <w:rPr/>
+        <w:t xml:space="preserve">). Părțile iau act că depozitul git în care sunt păstrate Rezultatele SOUL (github.com/KREA123/obsidian-vault) este vizibil public din 24.09.2026, fără o licență open-source declarată pentru restul conținutului; vizibilitatea publică nu constituie licență </w:t>
+      </w:r>
+      <w:r>
+        <w:rPr>
+          <w:highlight w:val="yellow"/>
+        </w:rPr>
+        <w:t xml:space="preserve">[avocat: verificați formularea]</w:t>
+      </w:r>
+      <w:r>
+        <w:rPr/>
+        <w:t xml:space="preserve">.</w:t>
       </w:r>
     </w:p>
     <w:p>
@@ -510,7 +500,7 @@
       </w:pPr>
       <w:r>
         <w:rPr/>
-        <w:t xml:space="preserve">nu a cedat și nu a licențiat anterior, exclusiv sau neexclusiv, drepturile asupra Rezultatelor SOUL către terți și nu există litigii sau revendicări privind aceste drepturi;</w:t>
+        <w:t xml:space="preserve">nu a cedat și nu a licențiat anterior, exclusiv sau neexclusiv, drepturile asupra Rezultatelor SOUL către terți, cu excepția licențelor open-source publice menționate la art. 2.3, și nu există litigii sau revendicări privind aceste drepturi;</w:t>
       </w:r>
     </w:p>
     <w:p>
@@ -912,7 +902,7 @@
                 <w:sz w:val="19"/>
                 <w:szCs w:val="19"/>
               </w:rPr>
-              <w:t xml:space="preserve">Firmware „Suflet” / SoulOS (C++17): bibliotecile `lib/Suflet`, `src/`, `sim/`, `test/`, `tools/`</w:t>
+              <w:t xml:space="preserve">Firmware SoulOS (C++17, SoulOS 1.8.0 + lucrul la 1.9.0): `lib/Suflet`, `src/`, `sim/`, `test/`, `tools/`</w:t>
             </w:r>
           </w:p>
         </w:tc>
@@ -948,7 +938,7 @@
                 <w:sz w:val="19"/>
                 <w:szCs w:val="19"/>
               </w:rPr>
-              <w:t xml:space="preserve"> / 25.09.2026</w:t>
+              <w:t xml:space="preserve"> / 1.8.0 = 95d8465 (04.10.2026)</w:t>
             </w:r>
           </w:p>
         </w:tc>
@@ -981,7 +971,7 @@
                 <w:sz w:val="19"/>
                 <w:szCs w:val="19"/>
               </w:rPr>
-              <w:t xml:space="preserve">Serviciul AI `suflet_ai` (Python) + teste + exemple</w:t>
+              <w:t xml:space="preserve">SOUL Cloud (Python) + teste + instrumente</w:t>
             </w:r>
           </w:p>
         </w:tc>
@@ -1043,7 +1033,7 @@
                 <w:sz w:val="19"/>
                 <w:szCs w:val="19"/>
               </w:rPr>
-              <w:t xml:space="preserve">Prototipul web și specificația SoulOS</w:t>
+              <w:t xml:space="preserve">SOUL Bridge (Node.js; publicat open source, MIT)</w:t>
             </w:r>
           </w:p>
         </w:tc>
@@ -1057,7 +1047,7 @@
                 <w:sz w:val="19"/>
                 <w:szCs w:val="19"/>
               </w:rPr>
-              <w:t xml:space="preserve">`micul-smecher/os/` (index.html, SPEC.md, ARCHITECTURE.md, research/)</w:t>
+              <w:t xml:space="preserve">`micul-smecher/bridge/`</w:t>
             </w:r>
           </w:p>
         </w:tc>
@@ -1105,7 +1095,7 @@
                 <w:sz w:val="19"/>
                 <w:szCs w:val="19"/>
               </w:rPr>
-              <w:t xml:space="preserve">Modele CAD, STL/STEP, prototip P0</w:t>
+              <w:t xml:space="preserve">SoulOS pe web și specificațiile SoulOS</w:t>
             </w:r>
           </w:p>
         </w:tc>
@@ -1119,7 +1109,7 @@
                 <w:sz w:val="19"/>
                 <w:szCs w:val="19"/>
               </w:rPr>
-              <w:t xml:space="preserve">`micul-smecher/cad/`, `micul-smecher/prototip/`</w:t>
+              <w:t xml:space="preserve">`micul-smecher/os/` (index.html, SPEC.md, ARCHITECTURE.md, DESIGN-ALIVE.md)</w:t>
             </w:r>
           </w:p>
         </w:tc>
@@ -1167,7 +1157,131 @@
                 <w:sz w:val="19"/>
                 <w:szCs w:val="19"/>
               </w:rPr>
-              <w:t xml:space="preserve">Randări și design industrial (v6/v7/S/M, capsula OU, „ochii”)</w:t>
+              <w:t xml:space="preserve">Ochii SOUL (120 de designuri, 31 de expresii)</w:t>
+            </w:r>
+          </w:p>
+        </w:tc>
+        <w:tc>
+          <w:tcPr>
+            <w:tcW w:type="dxa" w:w="3402"/>
+          </w:tcPr>
+          <w:p>
+            <w:r>
+              <w:rPr>
+                <w:sz w:val="19"/>
+                <w:szCs w:val="19"/>
+              </w:rPr>
+              <w:t xml:space="preserve">`micul-smecher/eyes/`</w:t>
+            </w:r>
+          </w:p>
+        </w:tc>
+        <w:tc>
+          <w:tcPr>
+            <w:tcW w:type="dxa" w:w="1928"/>
+          </w:tcPr>
+          <w:p>
+            <w:r>
+              <w:rPr>
+                <w:sz w:val="19"/>
+                <w:szCs w:val="19"/>
+                <w:highlight w:val="yellow"/>
+              </w:rPr>
+              <w:t xml:space="preserve">[hash commit]</w:t>
+            </w:r>
+          </w:p>
+        </w:tc>
+      </w:tr>
+      <w:tr>
+        <w:trPr>
+          <w:cantSplit/>
+        </w:trPr>
+        <w:tc>
+          <w:tcPr>
+            <w:tcW w:type="dxa" w:w="567"/>
+          </w:tcPr>
+          <w:p>
+            <w:r>
+              <w:rPr>
+                <w:sz w:val="19"/>
+                <w:szCs w:val="19"/>
+              </w:rPr>
+              <w:t xml:space="preserve">6</w:t>
+            </w:r>
+          </w:p>
+        </w:tc>
+        <w:tc>
+          <w:tcPr>
+            <w:tcW w:type="dxa" w:w="3515"/>
+          </w:tcPr>
+          <w:p>
+            <w:r>
+              <w:rPr>
+                <w:sz w:val="19"/>
+                <w:szCs w:val="19"/>
+              </w:rPr>
+              <w:t xml:space="preserve">Modele CAD, STL/STEP, prototip P0, planșe</w:t>
+            </w:r>
+          </w:p>
+        </w:tc>
+        <w:tc>
+          <w:tcPr>
+            <w:tcW w:type="dxa" w:w="3402"/>
+          </w:tcPr>
+          <w:p>
+            <w:r>
+              <w:rPr>
+                <w:sz w:val="19"/>
+                <w:szCs w:val="19"/>
+              </w:rPr>
+              <w:t xml:space="preserve">`micul-smecher/cad/`, `prototip/`, `blueprints/`</w:t>
+            </w:r>
+          </w:p>
+        </w:tc>
+        <w:tc>
+          <w:tcPr>
+            <w:tcW w:type="dxa" w:w="1928"/>
+          </w:tcPr>
+          <w:p>
+            <w:r>
+              <w:rPr>
+                <w:sz w:val="19"/>
+                <w:szCs w:val="19"/>
+                <w:highlight w:val="yellow"/>
+              </w:rPr>
+              <w:t xml:space="preserve">[hash commit]</w:t>
+            </w:r>
+          </w:p>
+        </w:tc>
+      </w:tr>
+      <w:tr>
+        <w:trPr>
+          <w:cantSplit/>
+        </w:trPr>
+        <w:tc>
+          <w:tcPr>
+            <w:tcW w:type="dxa" w:w="567"/>
+          </w:tcPr>
+          <w:p>
+            <w:r>
+              <w:rPr>
+                <w:sz w:val="19"/>
+                <w:szCs w:val="19"/>
+              </w:rPr>
+              <w:t xml:space="preserve">7</w:t>
+            </w:r>
+          </w:p>
+        </w:tc>
+        <w:tc>
+          <w:tcPr>
+            <w:tcW w:type="dxa" w:w="3515"/>
+          </w:tcPr>
+          <w:p>
+            <w:r>
+              <w:rPr>
+                <w:sz w:val="19"/>
+                <w:szCs w:val="19"/>
+              </w:rPr>
+              <w:t xml:space="preserve">Randări și design industrial (MĂRGĂRITAR v9 și variantele anterioare, capsula OU)</w:t>
             </w:r>
           </w:p>
         </w:tc>
@@ -1215,7 +1329,7 @@
                 <w:sz w:val="19"/>
                 <w:szCs w:val="19"/>
               </w:rPr>
-              <w:t xml:space="preserve">6</w:t>
+              <w:t xml:space="preserve">8</w:t>
             </w:r>
           </w:p>
         </w:tc>
@@ -1229,7 +1343,7 @@
                 <w:sz w:val="19"/>
                 <w:szCs w:val="19"/>
               </w:rPr>
-              <w:t xml:space="preserve">Identitate vizuală și denumirea „SOUL” (logo, nume)</w:t>
+              <w:t xml:space="preserve">Identitate vizuală și denumirea „SOUL” (logo, brand book, trailer, site, temă Shopify)</w:t>
             </w:r>
           </w:p>
         </w:tc>
@@ -1243,7 +1357,7 @@
                 <w:sz w:val="19"/>
                 <w:szCs w:val="19"/>
               </w:rPr>
-              <w:t xml:space="preserve">`micul-smecher/brand/`, `site/`</w:t>
+              <w:t xml:space="preserve">`micul-smecher/brand/`, `trailer/`, `site/`</w:t>
             </w:r>
           </w:p>
         </w:tc>
@@ -1277,7 +1391,7 @@
                 <w:sz w:val="19"/>
                 <w:szCs w:val="19"/>
               </w:rPr>
-              <w:t xml:space="preserve">7</w:t>
+              <w:t xml:space="preserve">9</w:t>
             </w:r>
           </w:p>
         </w:tc>
@@ -1305,7 +1419,7 @@
                 <w:sz w:val="19"/>
                 <w:szCs w:val="19"/>
               </w:rPr>
-              <w:t xml:space="preserve">`micul-smecher/research/`, `docs/`, `blueprints/`</w:t>
+              <w:t xml:space="preserve">`micul-smecher/research/`, `docs/`</w:t>
             </w:r>
           </w:p>
         </w:tc>
@@ -1339,7 +1453,7 @@
                 <w:sz w:val="19"/>
                 <w:szCs w:val="19"/>
               </w:rPr>
-              <w:t xml:space="preserve">8</w:t>
+              <w:t xml:space="preserve">10</w:t>
             </w:r>
           </w:p>
         </w:tc>
@@ -1545,7 +1659,7 @@
                 <w:sz w:val="19"/>
                 <w:szCs w:val="19"/>
               </w:rPr>
-              <w:t xml:space="preserve">valori de registre PMU, hartă de pini; poarta vocală (planificat)</w:t>
+              <w:t xml:space="preserve">valori de registre și hartă de pini (`src/board.h`, `src/main.cpp`)</w:t>
             </w:r>
           </w:p>
         </w:tc>
@@ -1560,6 +1674,54 @@
                 <w:szCs w:val="19"/>
               </w:rPr>
               <w:t xml:space="preserve">MIT</w:t>
+            </w:r>
+          </w:p>
+        </w:tc>
+      </w:tr>
+      <w:tr>
+        <w:trPr>
+          <w:cantSplit/>
+        </w:trPr>
+        <w:tc>
+          <w:tcPr>
+            <w:tcW w:type="dxa" w:w="3515"/>
+          </w:tcPr>
+          <w:p>
+            <w:r>
+              <w:rPr>
+                <w:sz w:val="19"/>
+                <w:szCs w:val="19"/>
+              </w:rPr>
+              <w:t xml:space="preserve">Espressif ESP-SR (MultiNet, modele de vorbire)</w:t>
+            </w:r>
+          </w:p>
+        </w:tc>
+        <w:tc>
+          <w:tcPr>
+            <w:tcW w:type="dxa" w:w="3628"/>
+          </w:tcPr>
+          <w:p>
+            <w:r>
+              <w:rPr>
+                <w:sz w:val="19"/>
+                <w:szCs w:val="19"/>
+              </w:rPr>
+              <w:t xml:space="preserve">comenzile vocale offline (`src/voice_sr.*`, build `lcd28_voice`)</w:t>
+            </w:r>
+          </w:p>
+        </w:tc>
+        <w:tc>
+          <w:tcPr>
+            <w:tcW w:type="dxa" w:w="2268"/>
+          </w:tcPr>
+          <w:p>
+            <w:r>
+              <w:rPr>
+                <w:sz w:val="19"/>
+                <w:szCs w:val="19"/>
+                <w:highlight w:val="yellow"/>
+              </w:rPr>
+              <w:t xml:space="preserve">[licența Espressif — de verificat]</w:t>
             </w:r>
           </w:p>
         </w:tc>
@@ -1625,7 +1787,7 @@
                 <w:sz w:val="19"/>
                 <w:szCs w:val="19"/>
               </w:rPr>
-              <w:t xml:space="preserve">Fontul Nunito (The Nunito Project Authors)</w:t>
+              <w:t xml:space="preserve">Fontul Nunito (The Nunito Project Authors) și fonturile din `FontAliveData.h`</w:t>
             </w:r>
           </w:p>
         </w:tc>
@@ -1639,7 +1801,7 @@
                 <w:sz w:val="19"/>
                 <w:szCs w:val="19"/>
               </w:rPr>
-              <w:t xml:space="preserve">`FontData.h` (glife rasterizate)</w:t>
+              <w:t xml:space="preserve">glife rasterizate în firmware</w:t>
             </w:r>
           </w:p>
         </w:tc>
@@ -1719,7 +1881,7 @@
                 <w:sz w:val="19"/>
                 <w:szCs w:val="19"/>
               </w:rPr>
-              <w:t xml:space="preserve">Dependențele Python din `ai/requirements.txt` (ex. SDK Anthropic)</w:t>
+              <w:t xml:space="preserve">Dependențele Python din `ai/` (ex. SDK MCP) și dependențele Node.js din `bridge/`</w:t>
             </w:r>
           </w:p>
         </w:tc>
@@ -1733,7 +1895,7 @@
                 <w:sz w:val="19"/>
                 <w:szCs w:val="19"/>
               </w:rPr>
-              <w:t xml:space="preserve">serviciul AI</w:t>
+              <w:t xml:space="preserve">SOUL Cloud, SOUL Bridge</w:t>
             </w:r>
           </w:p>
         </w:tc>

--- a/micul-smecher/investors/poc-1.1/dosar/draft/Declaratie_cesiune_drepturi_MODEL.docx
+++ b/micul-smecher/investors/poc-1.1/dosar/draft/Declaratie_cesiune_drepturi_MODEL.docx
@@ -329,7 +329,7 @@
       </w:pPr>
       <w:r>
         <w:rPr/>
-        <w:t xml:space="preserve">designul industrial al produsului SOUL (corpul SOUL în forma MĂRGĂRITAR, mărimea M, și variantele anterioare HOPA/v6–v8, capsula de încărcare „OU”, interfața grafică a „ochilor” — cele 120 de designuri și expresiile lor), modelele CAD (CadQuery/OpenSCAD, STL/STEP), randările și desenele, inclusiv dreptul de a solicita înregistrarea ca desen/model industrial în orice țară și la EUIPO și dreptul de prioritate aferent;</w:t>
+        <w:t xml:space="preserve">designul industrial al produsului SOUL (corpul SOUL în forma MĂRGĂRITAR: mărimea S (produsul final, randări v10) și mărimea M (prototipul, randări v9), și variantele anterioare HOPA/v6–v8, capsula de încărcare „OU”, interfața grafică a „ochilor” — cele 120 de designuri și expresiile lor), modelele CAD (CadQuery/OpenSCAD, STL/STEP), randările și desenele, inclusiv dreptul de a solicita înregistrarea ca desen/model industrial în orice țară și la EUIPO și dreptul de prioritate aferent;</w:t>
       </w:r>
     </w:p>
     <w:p>
@@ -1281,7 +1281,7 @@
                 <w:sz w:val="19"/>
                 <w:szCs w:val="19"/>
               </w:rPr>
-              <w:t xml:space="preserve">Randări și design industrial (MĂRGĂRITAR v9 și variantele anterioare, capsula OU)</w:t>
+              <w:t xml:space="preserve">Randări și design industrial (MĂRGĂRITAR: mărimea S v10 = produsul final, mărimea M v9 = prototipul, și variantele anterioare; capsula OU; planșele S din blueprints/final/soul_s_*)</w:t>
             </w:r>
           </w:p>
         </w:tc>
@@ -1295,7 +1295,7 @@
                 <w:sz w:val="19"/>
                 <w:szCs w:val="19"/>
               </w:rPr>
-              <w:t xml:space="preserve">`micul-smecher/renders/`, `media/`</w:t>
+              <w:t xml:space="preserve">`micul-smecher/renders/`, `blueprints/`, `media/`</w:t>
             </w:r>
           </w:p>
         </w:tc>

--- a/micul-smecher/investors/poc-1.1/dosar/draft/Declaratie_cesiune_drepturi_MODEL.docx
+++ b/micul-smecher/investors/poc-1.1/dosar/draft/Declaratie_cesiune_drepturi_MODEL.docx
@@ -902,7 +902,7 @@
                 <w:sz w:val="19"/>
                 <w:szCs w:val="19"/>
               </w:rPr>
-              <w:t xml:space="preserve">Firmware SoulOS (C++17, SoulOS 1.8.0 + lucrul la 1.9.0): `lib/Suflet`, `src/`, `sim/`, `test/`, `tools/`</w:t>
+              <w:t xml:space="preserve">Firmware SoulOS 1.9.0 „Alive” (C++17): `lib/Suflet`, `src/`, `sim/`, `test/`, `tools/`</w:t>
             </w:r>
           </w:p>
         </w:tc>
@@ -938,7 +938,7 @@
                 <w:sz w:val="19"/>
                 <w:szCs w:val="19"/>
               </w:rPr>
-              <w:t xml:space="preserve"> / 1.8.0 = 95d8465 (04.10.2026)</w:t>
+              <w:t xml:space="preserve"> / 1.9.0 = 52689e4 (12.10.2026)</w:t>
             </w:r>
           </w:p>
         </w:tc>

--- a/micul-smecher/investors/poc-1.1/dosar/draft/Declaratie_cesiune_drepturi_MODEL.docx
+++ b/micul-smecher/investors/poc-1.1/dosar/draft/Declaratie_cesiune_drepturi_MODEL.docx
@@ -902,7 +902,7 @@
                 <w:sz w:val="19"/>
                 <w:szCs w:val="19"/>
               </w:rPr>
-              <w:t xml:space="preserve">Firmware SoulOS 1.9.0 „Alive” (C++17): `lib/Suflet`, `src/`, `sim/`, `test/`, `tools/`</w:t>
+              <w:t xml:space="preserve">Firmware SoulOS 1.9.1 „Alive” (C++17): `lib/Suflet`, `src/`, `sim/`, `test/`, `tools/`</w:t>
             </w:r>
           </w:p>
         </w:tc>
@@ -938,7 +938,7 @@
                 <w:sz w:val="19"/>
                 <w:szCs w:val="19"/>
               </w:rPr>
-              <w:t xml:space="preserve"> / 1.9.0 = 52689e4 (12.10.2026)</w:t>
+              <w:t xml:space="preserve"> / 1.9.0 = 52689e4 (12.10.2026); 1.9.1 = fe9fbe4 (22.10.2026)</w:t>
             </w:r>
           </w:p>
         </w:tc>
